--- a/career-roadmap/Science-PCM-Pathway-DRAFT.docx
+++ b/career-roadmap/Science-PCM-Pathway-DRAFT.docx
@@ -545,7 +545,7 @@
                 <w:sz w:val="18"/>
                 <w:szCs w:val="18"/>
               </w:rPr>
-              <w:t xml:space="preserve">Keeps PCM open; Basic Maths may block Maths in Class 11 </w:t>
+              <w:t xml:space="preserve">Keeps PCM open; Basic Maths students could take Maths in Class 11 in 2023-24 and 2025-26 with school approval, but the rule may end </w:t>
             </w:r>
             <w:r>
               <w:rPr>
@@ -556,7 +556,7 @@
                 <w:szCs w:val="18"/>
                 <w:highlight w:val="yellow"/>
               </w:rPr>
-              <w:t xml:space="preserve">[VERIFY with school / CBSE]</w:t>
+              <w:t xml:space="preserve">[VERIFY CBSE circular]</w:t>
             </w:r>
           </w:p>
         </w:tc>
@@ -1280,7 +1280,7 @@
           <w:sz w:val="20"/>
           <w:szCs w:val="20"/>
         </w:rPr>
-        <w:t xml:space="preserve">Decision: in CBSE, choose Standard Maths for Class 10 if there is any chance of PCM, engineering or architecture. Basic Maths may restrict Maths in Class 11. </w:t>
+        <w:t xml:space="preserve">Decision: in CBSE, choose Standard Maths for Class 10 if there is any chance of PCM, engineering or architecture. CBSE allowed Basic Maths students to take Maths in Class 11 in 2023-24 and 2025-26 if the school agrees, but the relaxation may end with the new scheme. </w:t>
       </w:r>
       <w:r>
         <w:rPr>
@@ -1291,7 +1291,7 @@
           <w:szCs w:val="20"/>
           <w:highlight w:val="yellow"/>
         </w:rPr>
-        <w:t xml:space="preserve">[VERIFY current CBSE rule and school policy]</w:t>
+        <w:t xml:space="preserve">[VERIFY CBSE circular and school policy]</w:t>
       </w:r>
     </w:p>
     <w:p>
